--- a/a7/build/out/u4/A7 4.06  Independent Set.docx
+++ b/a7/build/out/u4/A7 4.06  Independent Set.docx
@@ -717,7 +717,7 @@
             <w:r>
               <w:drawing>
                 <wp:inline xmlns:a="http://schemas.openxmlformats.org/drawingml/2006/main" xmlns:pic="http://schemas.openxmlformats.org/drawingml/2006/picture">
-                  <wp:extent cx="1118616" cy="204216"/>
+                  <wp:extent cx="1127760" cy="204216"/>
                   <wp:docPr id="6" name="Picture 6"/>
                   <wp:cNvGraphicFramePr>
                     <a:graphicFrameLocks noChangeAspect="1"/>
@@ -726,7 +726,7 @@
                     <a:graphicData uri="http://schemas.openxmlformats.org/drawingml/2006/picture">
                       <pic:pic>
                         <pic:nvPicPr>
-                          <pic:cNvPr id="0" name="f113d1d19947ff24.png"/>
+                          <pic:cNvPr id="0" name="bd92e4cce362a70c.png"/>
                           <pic:cNvPicPr/>
                         </pic:nvPicPr>
                         <pic:blipFill>
@@ -738,7 +738,7 @@
                         <pic:spPr>
                           <a:xfrm>
                             <a:off x="0" y="0"/>
-                            <a:ext cx="1118616" cy="204216"/>
+                            <a:ext cx="1127760" cy="204216"/>
                           </a:xfrm>
                           <a:prstGeom prst="rect"/>
                         </pic:spPr>
